--- a/documentation/proposal/UIRI_ims-Proposal.docx
+++ b/documentation/proposal/UIRI_ims-Proposal.docx
@@ -161,7 +161,15 @@
           <w:color w:val="000000"/>
           <w:szCs w:val="20"/>
         </w:rPr>
-        <w:t>NAKAWA AND NAMANVE CAMPUSES</w:t>
+        <w:t xml:space="preserve">NAKAWA AND </w:t>
+      </w:r>
+      <w:r>
+        <w:rPr>
+          <w:b/>
+          <w:color w:val="000000"/>
+          <w:szCs w:val="20"/>
+        </w:rPr>
+        <w:t>NAMANVE CAMPUSES</w:t>
       </w:r>
     </w:p>
     <w:p/>
@@ -364,7 +372,6 @@
                 <w:szCs w:val="24"/>
               </w:rPr>
             </w:pPr>
-            <w:proofErr w:type="spellStart"/>
             <w:r>
               <w:rPr>
                 <w:bCs w:val="0"/>
@@ -372,17 +379,7 @@
                 <w:sz w:val="22"/>
                 <w:szCs w:val="24"/>
               </w:rPr>
-              <w:t>Komukama</w:t>
-            </w:r>
-            <w:proofErr w:type="spellEnd"/>
-            <w:r>
-              <w:rPr>
-                <w:bCs w:val="0"/>
-                <w:color w:val="000000"/>
-                <w:sz w:val="22"/>
-                <w:szCs w:val="24"/>
-              </w:rPr>
-              <w:t xml:space="preserve"> Tracy</w:t>
+              <w:t>Komukama Tracy</w:t>
             </w:r>
           </w:p>
         </w:tc>
@@ -513,7 +510,15 @@
                 <w:sz w:val="22"/>
                 <w:szCs w:val="24"/>
               </w:rPr>
-              <w:t>System Analysis and Testing</w:t>
+              <w:t xml:space="preserve">System Analysis and </w:t>
+            </w:r>
+            <w:r>
+              <w:rPr>
+                <w:color w:val="000000"/>
+                <w:sz w:val="22"/>
+                <w:szCs w:val="24"/>
+              </w:rPr>
+              <w:t>Testing</w:t>
             </w:r>
           </w:p>
         </w:tc>
@@ -812,7 +817,15 @@
                 <w:sz w:val="22"/>
                 <w:szCs w:val="24"/>
               </w:rPr>
-              <w:t>Field Supervisor</w:t>
+              <w:t xml:space="preserve">Field </w:t>
+            </w:r>
+            <w:r>
+              <w:rPr>
+                <w:color w:val="000000"/>
+                <w:sz w:val="22"/>
+                <w:szCs w:val="24"/>
+              </w:rPr>
+              <w:t>Supervisor</w:t>
             </w:r>
           </w:p>
         </w:tc>
@@ -992,7 +1005,13 @@
         <w:rPr>
           <w:color w:val="000000"/>
         </w:rPr>
-        <w:t>This proposal has been prepared as part of the ICT internship project at the Uganda Industrial Research Institute. It presents the planned database and web application approach for improving the tracking of inventory records across the UIRI working environment.</w:t>
+        <w:t xml:space="preserve">This proposal has been prepared as part of the ICT internship project at the Uganda </w:t>
+      </w:r>
+      <w:r>
+        <w:rPr>
+          <w:color w:val="000000"/>
+        </w:rPr>
+        <w:t>Industrial Research Institute. It presents the planned database and web application approach for improving the tracking of inventory records across the UIRI working environment.</w:t>
       </w:r>
     </w:p>
     <w:tbl>
@@ -1143,7 +1162,15 @@
                 <w:sz w:val="22"/>
                 <w:szCs w:val="28"/>
               </w:rPr>
-              <w:t>24/U/26593/EVE</w:t>
+              <w:t>24/U/2</w:t>
+            </w:r>
+            <w:r>
+              <w:rPr>
+                <w:color w:val="000000"/>
+                <w:sz w:val="22"/>
+                <w:szCs w:val="28"/>
+              </w:rPr>
+              <w:t>6593/EVE</w:t>
             </w:r>
           </w:p>
         </w:tc>
@@ -1192,7 +1219,6 @@
                 <w:szCs w:val="28"/>
               </w:rPr>
             </w:pPr>
-            <w:proofErr w:type="spellStart"/>
             <w:r>
               <w:rPr>
                 <w:b w:val="0"/>
@@ -1200,17 +1226,7 @@
                 <w:sz w:val="22"/>
                 <w:szCs w:val="28"/>
               </w:rPr>
-              <w:t>Komukama</w:t>
-            </w:r>
-            <w:proofErr w:type="spellEnd"/>
-            <w:r>
-              <w:rPr>
-                <w:b w:val="0"/>
-                <w:color w:val="000000"/>
-                <w:sz w:val="22"/>
-                <w:szCs w:val="28"/>
-              </w:rPr>
-              <w:t xml:space="preserve"> Tracy</w:t>
+              <w:t>Komukama Tracy</w:t>
             </w:r>
           </w:p>
         </w:tc>
@@ -1340,7 +1356,15 @@
                 <w:sz w:val="22"/>
                 <w:szCs w:val="28"/>
               </w:rPr>
-              <w:t>System analysis, testing support and validation of database design decisions</w:t>
+              <w:t xml:space="preserve">System analysis, </w:t>
+            </w:r>
+            <w:r>
+              <w:rPr>
+                <w:color w:val="000000"/>
+                <w:sz w:val="22"/>
+                <w:szCs w:val="28"/>
+              </w:rPr>
+              <w:t>testing support and validation of database design decisions</w:t>
             </w:r>
           </w:p>
         </w:tc>
@@ -1525,7 +1549,15 @@
                 <w:sz w:val="22"/>
                 <w:szCs w:val="24"/>
               </w:rPr>
-              <w:t>Information and Communications Technology (ICT)</w:t>
+              <w:t xml:space="preserve">Information and </w:t>
+            </w:r>
+            <w:r>
+              <w:rPr>
+                <w:color w:val="000000"/>
+                <w:sz w:val="22"/>
+                <w:szCs w:val="24"/>
+              </w:rPr>
+              <w:t>Communications Technology (ICT)</w:t>
             </w:r>
           </w:p>
         </w:tc>
@@ -1990,7 +2022,13 @@
           <w:rPr>
             <w:color w:val="000000"/>
           </w:rPr>
-          <w:t>5.0 Project Objectives</w:t>
+          <w:t>5.0 Projec</w:t>
+        </w:r>
+        <w:r>
+          <w:rPr>
+            <w:color w:val="000000"/>
+          </w:rPr>
+          <w:t>t Objectives</w:t>
         </w:r>
       </w:hyperlink>
       <w:r>
@@ -2601,7 +2639,13 @@
           <w:rPr>
             <w:color w:val="000000"/>
           </w:rPr>
-          <w:t>16.0 Conclusion</w:t>
+          <w:t>1</w:t>
+        </w:r>
+        <w:r>
+          <w:rPr>
+            <w:color w:val="000000"/>
+          </w:rPr>
+          <w:t>6.0 Conclusion</w:t>
         </w:r>
       </w:hyperlink>
       <w:r>
@@ -2811,7 +2855,13 @@
         <w:rPr>
           <w:color w:val="000000"/>
         </w:rPr>
-        <w:t>Review of Existing Inventory Control Approaches</w:t>
+        <w:t xml:space="preserve">Review of Existing </w:t>
+      </w:r>
+      <w:r>
+        <w:rPr>
+          <w:color w:val="000000"/>
+        </w:rPr>
+        <w:t>Inventory Control Approaches</w:t>
       </w:r>
     </w:p>
     <w:p>
@@ -3615,7 +3665,19 @@
         <w:rPr>
           <w:color w:val="000000"/>
         </w:rPr>
-        <w:t>This document presents a system proposal for the design and development of a web based Inventory Management System for the Uganda Industrial Research Institute. The proposed system is intended to provide a practical database driven platform for recording, tracking, monitoring and reporting inventory resources used within UIRI operations. The core system requirements are drawn from the UIRI ICT Team project brief [1].</w:t>
+        <w:t>This document presents a system proposal for the design and development of a web based Inventory Management System for the Uganda Industrial Research Instit</w:t>
+      </w:r>
+      <w:r>
+        <w:rPr>
+          <w:color w:val="000000"/>
+        </w:rPr>
+        <w:t>ute. The proposed system is intended to provide a practical database driven platform for recording, tracking, monitoring and reporting inventory resources used within UIRI operations. The core system requirements are drawn from the UIRI ICT Team project br</w:t>
+      </w:r>
+      <w:r>
+        <w:rPr>
+          <w:color w:val="000000"/>
+        </w:rPr>
+        <w:t>ief [1].</w:t>
       </w:r>
     </w:p>
     <w:p>
@@ -3627,7 +3689,13 @@
         <w:rPr>
           <w:color w:val="000000"/>
         </w:rPr>
-        <w:t>The project was initiated after guidance from the ICT supervisor, Mr. William Kakooza, who identified the need for improved inventory tracking across UIRI. The system is expected to help the institute answer day to day inventory questions such as the number of computers in a department, the specification of a particular brand, the year of purchase, the acquisition batch, operational status, faulty items, serial numbers and current location [1].</w:t>
+        <w:t xml:space="preserve">The project was initiated after guidance from the ICT supervisor, Mr. William Kakooza, who identified the need for improved inventory tracking across UIRI. The system is expected to help the institute answer day to day inventory questions such </w:t>
+      </w:r>
+      <w:r>
+        <w:rPr>
+          <w:color w:val="000000"/>
+        </w:rPr>
+        <w:t>as the number of computers in a department, the specification of a particular brand, the year of purchase, the acquisition batch, operational status, faulty items, serial numbers and current location [1].</w:t>
       </w:r>
     </w:p>
     <w:p>
@@ -3639,7 +3707,19 @@
         <w:rPr>
           <w:color w:val="000000"/>
         </w:rPr>
-        <w:t>The proposal therefore focuses on a system that can support both quantity based stock control and individual asset tracking. This is important because UIRI handles ordinary consumables as well as durable assets such as ICT equipment, laboratory instruments, engineering tools, machines and surveillance devices.</w:t>
+        <w:t>The proposal therefore focuses on a system that can</w:t>
+      </w:r>
+      <w:r>
+        <w:rPr>
+          <w:color w:val="000000"/>
+        </w:rPr>
+        <w:t xml:space="preserve"> support both quantity based stock control and individual asset tracking. This is important because UIRI handles ordinary consumables as well as durable assets such as ICT equipment, laboratory instruments, engineering tools, machines and surveillance devi</w:t>
+      </w:r>
+      <w:r>
+        <w:rPr>
+          <w:color w:val="000000"/>
+        </w:rPr>
+        <w:t>ces.</w:t>
       </w:r>
     </w:p>
     <w:p>
@@ -3664,7 +3744,13 @@
         <w:rPr>
           <w:color w:val="000000"/>
         </w:rPr>
-        <w:t>The purpose of this proposal is to define the problem, justify the need for the system, identify the intended scope, describe the proposed approach and provide a foundation for the next deliverables. These next deliverables include the Software Requirements Specification, data dictionary, ER diagrams, UML diagrams, source code, user manual, final report and demonstration.</w:t>
+        <w:t>The purpose of this proposal is to define the problem, justify the need for the system, identify the intended scope, describe the proposed approach and provide a foundation for the next deliverables. These next deliverables</w:t>
+      </w:r>
+      <w:r>
+        <w:rPr>
+          <w:color w:val="000000"/>
+        </w:rPr>
+        <w:t xml:space="preserve"> include the Software Requirements Specification, data dictionary, ER diagrams, UML diagrams, source code, user manual, final report and demonstration.</w:t>
       </w:r>
     </w:p>
     <w:p>
@@ -3689,7 +3775,19 @@
         <w:rPr>
           <w:color w:val="000000"/>
         </w:rPr>
-        <w:t>Uganda Industrial Research Institute is a government parastatal institution that supports industrial research, technology development, product development, machinery fabrication, value addition, business incubation and practical support to enterprises [2], [3]. The institution operates in a technical environment where accurate management of resources is central to smooth service delivery and institutional accountability.</w:t>
+        <w:t>Uganda Industrial Research Institute is a government parastatal insti</w:t>
+      </w:r>
+      <w:r>
+        <w:rPr>
+          <w:color w:val="000000"/>
+        </w:rPr>
+        <w:t>tution that supports industrial research, technology development, product development, machinery fabrication, value addition, business incubation and practical support to enterprises [2], [3]. The institution operates in a technical environment where accur</w:t>
+      </w:r>
+      <w:r>
+        <w:rPr>
+          <w:color w:val="000000"/>
+        </w:rPr>
+        <w:t>ate management of resources is central to smooth service delivery and institutional accountability.</w:t>
       </w:r>
     </w:p>
     <w:p>
@@ -3701,7 +3799,19 @@
         <w:rPr>
           <w:color w:val="000000"/>
         </w:rPr>
-        <w:t>UIRI has operational activities at Nakawa and Namanve. Nakawa hosts administrative, laboratory, product development, ICT and agro processing related functions. Namanve hosts the Machining, Manufacturing and Industrial Skills Development Centre, which is associated with engineering, fabrication, mechatronics, welding, CNC operations, wood technology, materials testing and industrial skills development [2], [4].</w:t>
+        <w:t>UIRI has operational activities at Nakawa and Namanve. Nakawa hosts administrative, laboratory, product development, ICT and agro processing related functio</w:t>
+      </w:r>
+      <w:r>
+        <w:rPr>
+          <w:color w:val="000000"/>
+        </w:rPr>
+        <w:t>ns. Namanve hosts the Machining, Manufacturing and Industrial Skills Development Centre, which is associated with engineering, fabrication, mechatronics, welding, CNC operations, wood technology, materials testing and industrial skills development [2], [4]</w:t>
+      </w:r>
+      <w:r>
+        <w:rPr>
+          <w:color w:val="000000"/>
+        </w:rPr>
+        <w:t>.</w:t>
       </w:r>
     </w:p>
     <w:p>
@@ -3729,7 +3839,13 @@
         <w:rPr>
           <w:color w:val="000000"/>
         </w:rPr>
-        <w:t>The inventory environment at UIRI is broad. It includes office assets, ICT devices, engineering tools, laboratory equipment, consumables, safety items and surveillance equipment. Such a setting requires a database design that separates fixed assets from consumable stock. Computers, machines and laboratory instruments must be traceable individually, while stationery, reagents, welding rods and other supplies must be monitored by quantity and reorder level.</w:t>
+        <w:t>The inventory environment at UIRI is broad. It includes office assets, ICT devices, engineering tools, laboratory equipment, consumables, safety items and surveillance equipment. Such a setting requires a database design tha</w:t>
+      </w:r>
+      <w:r>
+        <w:rPr>
+          <w:color w:val="000000"/>
+        </w:rPr>
+        <w:t>t separates fixed assets from consumable stock. Computers, machines and laboratory instruments must be traceable individually, while stationery, reagents, welding rods and other supplies must be monitored by quantity and reorder level.</w:t>
       </w:r>
     </w:p>
     <w:p>
@@ -3940,7 +4056,15 @@
                 <w:sz w:val="22"/>
                 <w:szCs w:val="28"/>
               </w:rPr>
-              <w:t>Office supplies, furniture, consumables, stock receipts, stock issues and general store balances</w:t>
+              <w:t xml:space="preserve">Office supplies, furniture, consumables, stock </w:t>
+            </w:r>
+            <w:r>
+              <w:rPr>
+                <w:color w:val="000000"/>
+                <w:sz w:val="22"/>
+                <w:szCs w:val="28"/>
+              </w:rPr>
+              <w:t>receipts, stock issues and general store balances</w:t>
             </w:r>
           </w:p>
         </w:tc>
@@ -4056,7 +4180,15 @@
                 <w:sz w:val="22"/>
                 <w:szCs w:val="28"/>
               </w:rPr>
-              <w:t>Machining tools, fabrication equipment, welding materials, CNC related items and safety equipment</w:t>
+              <w:t xml:space="preserve">Machining tools, fabrication equipment, welding materials, CNC </w:t>
+            </w:r>
+            <w:r>
+              <w:rPr>
+                <w:color w:val="000000"/>
+                <w:sz w:val="22"/>
+                <w:szCs w:val="28"/>
+              </w:rPr>
+              <w:t>related items and safety equipment</w:t>
             </w:r>
           </w:p>
         </w:tc>
@@ -4174,7 +4306,15 @@
                 <w:sz w:val="22"/>
                 <w:szCs w:val="28"/>
               </w:rPr>
-              <w:t>Cameras, network video recorders, monitors, security devices and their operational condition</w:t>
+              <w:t>Cameras, network video recorders, monitors, security devices and the</w:t>
+            </w:r>
+            <w:r>
+              <w:rPr>
+                <w:color w:val="000000"/>
+                <w:sz w:val="22"/>
+                <w:szCs w:val="28"/>
+              </w:rPr>
+              <w:t>ir operational condition</w:t>
             </w:r>
           </w:p>
         </w:tc>
@@ -4203,7 +4343,13 @@
         <w:rPr>
           <w:color w:val="000000"/>
         </w:rPr>
-        <w:t>UIRI requires a more reliable way of tracking institutional inventory across its working departments and campuses. Where inventory information is kept in manual files, paper vouchers or separate spreadsheets, it becomes difficult to obtain a quick and dependable picture of what the institute owns, where each item is located and what condition it is in.</w:t>
+        <w:t xml:space="preserve">UIRI requires a more reliable way of tracking institutional inventory across its working departments and campuses. Where inventory information is kept in manual files, paper vouchers or </w:t>
+      </w:r>
+      <w:r>
+        <w:rPr>
+          <w:color w:val="000000"/>
+        </w:rPr>
+        <w:t>separate spreadsheets, it becomes difficult to obtain a quick and dependable picture of what the institute owns, where each item is located and what condition it is in.</w:t>
       </w:r>
     </w:p>
     <w:p>
@@ -4215,7 +4361,19 @@
         <w:rPr>
           <w:color w:val="000000"/>
         </w:rPr>
-        <w:t>This creates several operational weaknesses. First, management may fail to know the real quantity of available items at a given time. Second, departments may request new items even when similar items already exist elsewhere. Third, faulty or retired equipment may remain recorded as available, creating ghost assets. Fourth, high value assets such as computers, machines and laboratory instruments may not be properly traced by serial number, brand, purchase year, batch and custodian.</w:t>
+        <w:t>This creates several operational weaknesses. First, management may fail to know the rea</w:t>
+      </w:r>
+      <w:r>
+        <w:rPr>
+          <w:color w:val="000000"/>
+        </w:rPr>
+        <w:t xml:space="preserve">l quantity of available items at a given time. Second, departments may request new items even when similar items already exist elsewhere. Third, faulty or retired equipment may remain recorded as available, creating ghost assets. Fourth, high value assets </w:t>
+      </w:r>
+      <w:r>
+        <w:rPr>
+          <w:color w:val="000000"/>
+        </w:rPr>
+        <w:t>such as computers, machines and laboratory instruments may not be properly traced by serial number, brand, purchase year, batch and custodian.</w:t>
       </w:r>
     </w:p>
     <w:p>
@@ -4227,7 +4385,19 @@
         <w:rPr>
           <w:color w:val="000000"/>
         </w:rPr>
-        <w:t>The absence of a central database also affects reporting. Producing a report on all computers in Mechatronics, all faulty ICT equipment, all items supplied by a particular supplier or all stock issued in a given month becomes slow and prone to errors. There is therefore a justified need for a secure web based Inventory Management System that supports accurate recording, stock movement history, reports, user accountability and management decision making.</w:t>
+        <w:t>The absence of a central database also affects reporting. Producing a report on all computers in Mechatronics, al</w:t>
+      </w:r>
+      <w:r>
+        <w:rPr>
+          <w:color w:val="000000"/>
+        </w:rPr>
+        <w:t>l faulty ICT equipment, all items supplied by a particular supplier or all stock issued in a given month becomes slow and prone to errors. There is therefore a justified need for a secure web based Inventory Management System that supports accurate recordi</w:t>
+      </w:r>
+      <w:r>
+        <w:rPr>
+          <w:color w:val="000000"/>
+        </w:rPr>
+        <w:t>ng, stock movement history, reports, user accountability and management decision making.</w:t>
       </w:r>
     </w:p>
     <w:p>
@@ -4265,7 +4435,19 @@
         <w:rPr>
           <w:color w:val="000000"/>
         </w:rPr>
-        <w:t>Inventory management involves the control of items received, stored, issued, maintained, transferred or disposed of by an organization. In an industrial research institution, inventory management is broader than ordinary retail stock control because the same system must support consumables and durable assets. Consumables are reduced through use, while durable assets continue to exist and must be tracked by identity, condition, location and responsibility.</w:t>
+        <w:t>Inventory management involves the control of items received, stored, issued, maintained, trans</w:t>
+      </w:r>
+      <w:r>
+        <w:rPr>
+          <w:color w:val="000000"/>
+        </w:rPr>
+        <w:t>ferred or disposed of by an organization. In an industrial research institution, inventory management is broader than ordinary retail stock control because the same system must support consumables and durable assets. Consumables are reduced through use, wh</w:t>
+      </w:r>
+      <w:r>
+        <w:rPr>
+          <w:color w:val="000000"/>
+        </w:rPr>
+        <w:t>ile durable assets continue to exist and must be tracked by identity, condition, location and responsibility.</w:t>
       </w:r>
     </w:p>
     <w:p>
@@ -4277,7 +4459,13 @@
         <w:rPr>
           <w:color w:val="000000"/>
         </w:rPr>
-        <w:t>A proper database therefore needs a catalogue of item types, records of physical asset instances, stock balances and stock transactions. Treating everything as one simple quantity table would not be enough for UIRI because a computer with a serial number is not managed in the same way as a box of printer paper.</w:t>
+        <w:t xml:space="preserve">A proper database therefore needs a catalogue of item types, records of physical asset instances, stock balances and stock transactions. Treating </w:t>
+      </w:r>
+      <w:r>
+        <w:rPr>
+          <w:color w:val="000000"/>
+        </w:rPr>
+        <w:t>everything as one simple quantity table would not be enough for UIRI because a computer with a serial number is not managed in the same way as a box of printer paper.</w:t>
       </w:r>
     </w:p>
     <w:p>
@@ -4549,7 +4737,15 @@
                 <w:sz w:val="22"/>
                 <w:szCs w:val="28"/>
               </w:rPr>
-              <w:t>Files can diverge between departments and changes may not be properly controlled</w:t>
+              <w:t>Files can diverge between d</w:t>
+            </w:r>
+            <w:r>
+              <w:rPr>
+                <w:color w:val="000000"/>
+                <w:sz w:val="22"/>
+                <w:szCs w:val="28"/>
+              </w:rPr>
+              <w:t>epartments and changes may not be properly controlled</w:t>
             </w:r>
           </w:p>
         </w:tc>
@@ -4761,7 +4957,19 @@
         <w:rPr>
           <w:color w:val="000000"/>
         </w:rPr>
-        <w:t>The identified gap is the need for a localized inventory system that supports both asset tracking and stock control in one database. The system must be able to report on departments, campuses, suppliers, stock movement, low stock levels, asset condition, maintenance records and user activities. This gap is the basis for the proposed UIRI Inventory Management System.</w:t>
+        <w:t xml:space="preserve">The identified gap is the need for a localized inventory system that </w:t>
+      </w:r>
+      <w:r>
+        <w:rPr>
+          <w:color w:val="000000"/>
+        </w:rPr>
+        <w:t>supports both asset tracking and stock control in one database. The system must be able to report on departments, campuses, suppliers, stock movement, low stock levels, asset condition, maintenance records and user activities. This gap is the basis for the</w:t>
+      </w:r>
+      <w:r>
+        <w:rPr>
+          <w:color w:val="000000"/>
+        </w:rPr>
+        <w:t xml:space="preserve"> proposed UIRI Inventory Management System.</w:t>
       </w:r>
     </w:p>
     <w:p>
@@ -4799,7 +5007,13 @@
         <w:rPr>
           <w:color w:val="000000"/>
         </w:rPr>
-        <w:t>The general objective of the project is to design and develop a secure web based Inventory Management System for Uganda Industrial Research Institute to support centralized tracking, control and reporting of inventory records across the Nakawa and Namanve campuses.</w:t>
+        <w:t>The general objective of the project is to design and develop a secure web based Inventory Management System for Uganda Industrial Research Institute to support centra</w:t>
+      </w:r>
+      <w:r>
+        <w:rPr>
+          <w:color w:val="000000"/>
+        </w:rPr>
+        <w:t>lized tracking, control and reporting of inventory records across the Nakawa and Namanve campuses.</w:t>
       </w:r>
     </w:p>
     <w:p>
@@ -4836,7 +5050,13 @@
         <w:rPr>
           <w:color w:val="000000"/>
         </w:rPr>
-        <w:t>2. To design a normalized relational database that can store users, roles, campuses, departments, suppliers, item categories, inventory items, assets, stock balances, transactions and audit logs.</w:t>
+        <w:t>2. T</w:t>
+      </w:r>
+      <w:r>
+        <w:rPr>
+          <w:color w:val="000000"/>
+        </w:rPr>
+        <w:t>o design a normalized relational database that can store users, roles, campuses, departments, suppliers, item categories, inventory items, assets, stock balances, transactions and audit logs.</w:t>
       </w:r>
     </w:p>
     <w:p>
@@ -4848,7 +5068,13 @@
         <w:rPr>
           <w:color w:val="000000"/>
         </w:rPr>
-        <w:t>3. To implement secure user authentication and role based access control for administrators, store managers and staff users.</w:t>
+        <w:t>3. To implement secure user authentication and role based access</w:t>
+      </w:r>
+      <w:r>
+        <w:rPr>
+          <w:color w:val="000000"/>
+        </w:rPr>
+        <w:t xml:space="preserve"> control for administrators, store managers and staff users.</w:t>
       </w:r>
     </w:p>
     <w:p>
@@ -4872,7 +5098,13 @@
         <w:rPr>
           <w:color w:val="000000"/>
         </w:rPr>
-        <w:t>5. To support stock received, stock issued, stock transferred, stock returned and low stock alerts.</w:t>
+        <w:t>5. T</w:t>
+      </w:r>
+      <w:r>
+        <w:rPr>
+          <w:color w:val="000000"/>
+        </w:rPr>
+        <w:t>o support stock received, stock issued, stock transferred, stock returned and low stock alerts.</w:t>
       </w:r>
     </w:p>
     <w:p>
@@ -4896,7 +5128,13 @@
         <w:rPr>
           <w:color w:val="000000"/>
         </w:rPr>
-        <w:t>7. To generate dashboard summaries and printable reports that support stakeholder decision making.</w:t>
+        <w:t>7. To generate dashboard summaries and printable reports that support stakeholder decision m</w:t>
+      </w:r>
+      <w:r>
+        <w:rPr>
+          <w:color w:val="000000"/>
+        </w:rPr>
+        <w:t>aking.</w:t>
       </w:r>
     </w:p>
     <w:p>
@@ -4947,7 +5185,13 @@
         <w:rPr>
           <w:color w:val="000000"/>
         </w:rPr>
-        <w:t>The system will support user registration, login, role based access, inventory item management, category management, supplier management, stock receipt, stock issue, stock transfer, stock return, low stock alerts, search, filtering, reporting and audit logging.</w:t>
+        <w:t xml:space="preserve">The system will support user registration, login, role based access, </w:t>
+      </w:r>
+      <w:r>
+        <w:rPr>
+          <w:color w:val="000000"/>
+        </w:rPr>
+        <w:t>inventory item management, category management, supplier management, stock receipt, stock issue, stock transfer, stock return, low stock alerts, search, filtering, reporting and audit logging.</w:t>
       </w:r>
     </w:p>
     <w:p>
@@ -4972,7 +5216,19 @@
         <w:rPr>
           <w:color w:val="000000"/>
         </w:rPr>
-        <w:t>The database structure is designed to support both Nakawa and Namanve campuses. The initial implementation may be piloted at UIRI Namanve because that is where the internship supervision and immediate project work are based. However, the campus and department tables will allow extension to Nakawa without redesigning the database.</w:t>
+        <w:t>The database structur</w:t>
+      </w:r>
+      <w:r>
+        <w:rPr>
+          <w:color w:val="000000"/>
+        </w:rPr>
+        <w:t>e is designed to support both Nakawa and Namanve campuses. The initial implementation may be piloted at UIRI Namanve because that is where the internship supervision and immediate project work are based. However, the campus and department tables will allow</w:t>
+      </w:r>
+      <w:r>
+        <w:rPr>
+          <w:color w:val="000000"/>
+        </w:rPr>
+        <w:t xml:space="preserve"> extension to Nakawa without redesigning the database.</w:t>
       </w:r>
     </w:p>
     <w:p>
@@ -5171,7 +5427,15 @@
                 <w:sz w:val="22"/>
                 <w:szCs w:val="28"/>
               </w:rPr>
-              <w:t>Scientific instruments, testing equipment, reagents, glassware and laboratory supplies</w:t>
+              <w:t xml:space="preserve">Scientific </w:t>
+            </w:r>
+            <w:r>
+              <w:rPr>
+                <w:color w:val="000000"/>
+                <w:sz w:val="22"/>
+                <w:szCs w:val="28"/>
+              </w:rPr>
+              <w:t>instruments, testing equipment, reagents, glassware and laboratory supplies</w:t>
             </w:r>
           </w:p>
         </w:tc>
@@ -5287,7 +5551,15 @@
                 <w:sz w:val="22"/>
                 <w:szCs w:val="28"/>
               </w:rPr>
-              <w:t>Desks, chairs, cabinets, filing equipment, communication devices and general office equipment</w:t>
+              <w:t xml:space="preserve">Desks, chairs, cabinets, filing </w:t>
+            </w:r>
+            <w:r>
+              <w:rPr>
+                <w:color w:val="000000"/>
+                <w:sz w:val="22"/>
+                <w:szCs w:val="28"/>
+              </w:rPr>
+              <w:t>equipment, communication devices and general office equipment</w:t>
             </w:r>
           </w:p>
         </w:tc>
@@ -5405,7 +5677,15 @@
                 <w:sz w:val="22"/>
                 <w:szCs w:val="28"/>
               </w:rPr>
-              <w:t>CCTV cameras, network video recorders, monitors and protective gear</w:t>
+              <w:t xml:space="preserve">CCTV cameras, network video recorders, </w:t>
+            </w:r>
+            <w:r>
+              <w:rPr>
+                <w:color w:val="000000"/>
+                <w:sz w:val="22"/>
+                <w:szCs w:val="28"/>
+              </w:rPr>
+              <w:t>monitors and protective gear</w:t>
             </w:r>
           </w:p>
         </w:tc>
@@ -5434,7 +5714,13 @@
         <w:rPr>
           <w:color w:val="000000"/>
         </w:rPr>
-        <w:t>The proposed system will not implement payroll, full accounting, complete procurement approval workflows, RFID tracking, barcode scanning, IoT telemetry or a full enterprise resource planning platform. These may be considered later after the core inventory database has been implemented and tested.</w:t>
+        <w:t xml:space="preserve">The proposed system will not implement payroll, full accounting, complete procurement approval workflows, RFID tracking, barcode scanning, IoT telemetry or a full enterprise resource planning </w:t>
+      </w:r>
+      <w:r>
+        <w:rPr>
+          <w:color w:val="000000"/>
+        </w:rPr>
+        <w:t>platform. These may be considered later after the core inventory database has been implemented and tested.</w:t>
       </w:r>
     </w:p>
     <w:p>
@@ -5462,7 +5748,13 @@
         <w:rPr>
           <w:color w:val="000000"/>
         </w:rPr>
-        <w:t>The proposed system will be a browser accessible application connected to a central relational database. Authorized users will use the system to enter item records, record stock movement, search for inventory information, check item status and generate reports. The application will operate through the local intranet during the initial deployment.</w:t>
+        <w:t>The proposed system will be a browser accessible application connected to a central relational database. Authoriz</w:t>
+      </w:r>
+      <w:r>
+        <w:rPr>
+          <w:color w:val="000000"/>
+        </w:rPr>
+        <w:t>ed users will use the system to enter item records, record stock movement, search for inventory information, check item status and generate reports. The application will operate through the local intranet during the initial deployment.</w:t>
       </w:r>
     </w:p>
     <w:p>
@@ -5493,7 +5785,13 @@
         <w:rPr>
           <w:color w:val="000000"/>
         </w:rPr>
-        <w:t>The Administrator will manage users, roles, departments, categories and system settings. The Store Manager will manage day to day inventory entries, suppliers and stock transactions. Staff users will view authorized inventory information and make inventory related requests or confirmations based on the final workflow approved by the ICT team.</w:t>
+        <w:t>The Administrator will manage users, roles, departments, categories and system settings. The Store Manager will manage day to day inventory entries, suppliers and stock transactions. Staff users will view authorized inventory information and make inventor</w:t>
+      </w:r>
+      <w:r>
+        <w:rPr>
+          <w:color w:val="000000"/>
+        </w:rPr>
+        <w:t>y related requests or confirmations based on the final workflow approved by the ICT team.</w:t>
       </w:r>
     </w:p>
     <w:p>
@@ -5543,7 +5841,13 @@
         <w:rPr>
           <w:color w:val="000000"/>
         </w:rPr>
-        <w:t>Stock transaction and stock balance module</w:t>
+        <w:t>Stock transaction and stock balance modul</w:t>
+      </w:r>
+      <w:r>
+        <w:rPr>
+          <w:color w:val="000000"/>
+        </w:rPr>
+        <w:t>e</w:t>
       </w:r>
     </w:p>
     <w:p>
@@ -5617,7 +5921,13 @@
         <w:rPr>
           <w:color w:val="000000"/>
         </w:rPr>
-        <w:t>The project will begin with requirements gathering because the database must reflect the real inventory problem. Information will be collected through the supervisor brief, review of available documents, observation of inventory related activities and discussion with relevant users where permission is granted [1].</w:t>
+        <w:t>The project will begin with requirements gathering because t</w:t>
+      </w:r>
+      <w:r>
+        <w:rPr>
+          <w:color w:val="000000"/>
+        </w:rPr>
+        <w:t>he database must reflect the real inventory problem. Information will be collected through the supervisor brief, review of available documents, observation of inventory related activities and discussion with relevant users where permission is granted [1].</w:t>
       </w:r>
     </w:p>
     <w:p>
@@ -5642,7 +5952,19 @@
         <w:rPr>
           <w:color w:val="000000"/>
         </w:rPr>
-        <w:t>The database will be designed in three stages: conceptual design, logical design and physical design. The conceptual design will identify the main entities and relationships. The logical design will convert them into normalized relational tables with primary keys and foreign keys. The physical design will define MySQL tables, data types, constraints and indexes. This approach follows the standard database design methodology of moving from requirements analysis to conceptual, logical and physical design [5].</w:t>
+        <w:t>The database will be designed in three stages: conceptual design, logical design and physical design. The conceptual design will identify the main entities and relationships. The logical design will convert them into normalized</w:t>
+      </w:r>
+      <w:r>
+        <w:rPr>
+          <w:color w:val="000000"/>
+        </w:rPr>
+        <w:t xml:space="preserve"> relational tables with primary keys and foreign keys. The physical design will define MySQL tables, data types, constraints and indexes. This approach follows the standard database design methodology of moving from requirements analysis to conceptual, log</w:t>
+      </w:r>
+      <w:r>
+        <w:rPr>
+          <w:color w:val="000000"/>
+        </w:rPr>
+        <w:t>ical and physical design [5].</w:t>
       </w:r>
     </w:p>
     <w:p>
@@ -5654,7 +5976,13 @@
         <w:rPr>
           <w:color w:val="000000"/>
         </w:rPr>
-        <w:t>The design will be normalized to at least Third Normal Form. This will reduce unnecessary duplication, prevent update anomalies and support reliable reports. Where the real world requires it, the design may use associative tables to correctly represent many to many relationships such as item suppliers, stock transactions and asset assignments.</w:t>
+        <w:t>The design will be normalized to at least Third Normal Form. This will reduce unnecessary duplication, prevent update anomalies and support reliable reports. Where the real world requires it, the design may use associative tab</w:t>
+      </w:r>
+      <w:r>
+        <w:rPr>
+          <w:color w:val="000000"/>
+        </w:rPr>
+        <w:t>les to correctly represent many to many relationships such as item suppliers, stock transactions and asset assignments.</w:t>
       </w:r>
     </w:p>
     <w:p>
@@ -5679,7 +6007,13 @@
         <w:rPr>
           <w:color w:val="000000"/>
         </w:rPr>
-        <w:t>The system will be developed incrementally. The first increment will handle login, roles and master data. The second will handle item registration, suppliers and categories. The third will handle stock transactions and balances. The fourth will focus on dashboard reports, audit logs, testing and documentation.</w:t>
+        <w:t>The system will be developed incrementally. The first increment will handle login, roles and master data. The s</w:t>
+      </w:r>
+      <w:r>
+        <w:rPr>
+          <w:color w:val="000000"/>
+        </w:rPr>
+        <w:t>econd will handle item registration, suppliers and categories. The third will handle stock transactions and balances. The fourth will focus on dashboard reports, audit logs, testing and documentation.</w:t>
       </w:r>
     </w:p>
     <w:p>
@@ -5704,7 +6038,19 @@
         <w:rPr>
           <w:color w:val="000000"/>
         </w:rPr>
-        <w:t>Testing will cover database constraints, login and access rights, item registration, stock received, stock issued, stock balance accuracy, low stock alerts, report filtering, search functions and audit log recording. Security testing will include checking for invalid input, unauthorized access attempts and session related weaknesses.</w:t>
+        <w:t xml:space="preserve">Testing will cover database </w:t>
+      </w:r>
+      <w:r>
+        <w:rPr>
+          <w:color w:val="000000"/>
+        </w:rPr>
+        <w:t>constraints, login and access rights, item registration, stock received, stock issued, stock balance accuracy, low stock alerts, report filtering, search functions and audit log recording. Security testing will include checking for invalid input, unauthori</w:t>
+      </w:r>
+      <w:r>
+        <w:rPr>
+          <w:color w:val="000000"/>
+        </w:rPr>
+        <w:t>zed access attempts and session related weaknesses.</w:t>
       </w:r>
     </w:p>
     <w:p>
@@ -5729,7 +6075,13 @@
         <w:rPr>
           <w:color w:val="000000"/>
         </w:rPr>
-        <w:t>The proposed development environment will use open and locally available tools. The backend may be implemented using PHP with MySQL or MariaDB through XAMPP during development. The frontend will use HTML, CSS, Bootstrap and JavaScript. Chart.js may be used for simple dashboard charts. Database access will use parameterized queries to reduce SQL injection risks [1].</w:t>
+        <w:t>The proposed development environment will use open and locally available tools. The backend may be implemented using PHP with MySQL or MariaDB through XAMPP during developmen</w:t>
+      </w:r>
+      <w:r>
+        <w:rPr>
+          <w:color w:val="000000"/>
+        </w:rPr>
+        <w:t>t. The frontend will use HTML, CSS, Bootstrap and JavaScript. Chart.js may be used for simple dashboard charts. Database access will use parameterized queries to reduce SQL injection risks [1].</w:t>
       </w:r>
     </w:p>
     <w:p>
@@ -5742,7 +6094,13 @@
           <w:color w:val="000000"/>
         </w:rPr>
         <w:lastRenderedPageBreak/>
-        <w:t>The project brief permits suitable frameworks such as Laravel, Django, ASP.NET and Node.js. For the internship prototype, PHP and MySQL remain practical because they are easy to deploy locally, easy to demonstrate and sufficient for a clear database focused implementation [1].</w:t>
+        <w:t>The project brief permits suitable frameworks such as Laravel,</w:t>
+      </w:r>
+      <w:r>
+        <w:rPr>
+          <w:color w:val="000000"/>
+        </w:rPr>
+        <w:t xml:space="preserve"> Django, ASP.NET and Node.js. For the internship prototype, PHP and MySQL remain practical because they are easy to deploy locally, easy to demonstrate and sufficient for a clear database focused implementation [1].</w:t>
       </w:r>
     </w:p>
     <w:p>
@@ -5767,7 +6125,19 @@
         <w:rPr>
           <w:color w:val="000000"/>
         </w:rPr>
-        <w:t>The proposed system will support better visibility of institutional resources. Management will be able to know available items, faulty assets, stock levels, departmental allocations and supplier related records. This can improve budgeting, reduce duplicate procurement and support faster decision making.</w:t>
+        <w:t>The propo</w:t>
+      </w:r>
+      <w:r>
+        <w:rPr>
+          <w:color w:val="000000"/>
+        </w:rPr>
+        <w:t>sed system will support better visibility of institutional resources. Management will be able to know available items, faulty assets, stock levels, departmental allocations and supplier related records. This can improve budgeting, reduce duplicate procurem</w:t>
+      </w:r>
+      <w:r>
+        <w:rPr>
+          <w:color w:val="000000"/>
+        </w:rPr>
+        <w:t>ent and support faster decision making.</w:t>
       </w:r>
     </w:p>
     <w:p>
@@ -5779,7 +6149,13 @@
         <w:rPr>
           <w:color w:val="000000"/>
         </w:rPr>
-        <w:t>For the ICT department, the system will simplify the tracking of computers, network devices, projectors, printers and other technical assets. For stores and administration, it will improve stock records and issue history. For research and engineering units, it will help track tools, equipment and consumables needed for practical work.</w:t>
+        <w:t>For the ICT department, the system will simplify the tracking of computers, network devices, projectors, printers and other technical assets. For stores and administration, it will improve stock records and issue his</w:t>
+      </w:r>
+      <w:r>
+        <w:rPr>
+          <w:color w:val="000000"/>
+        </w:rPr>
+        <w:t>tory. For research and engineering units, it will help track tools, equipment and consumables needed for practical work.</w:t>
       </w:r>
     </w:p>
     <w:p>
@@ -5804,7 +6180,13 @@
         <w:rPr>
           <w:color w:val="000000"/>
         </w:rPr>
-        <w:t>The project will respect UIRI institutional procedures and confidentiality. Real inventory data, staff data and supplier information will only be used with permission from authorized personnel. Where real data is sensitive or unavailable, dummy records will be used for demonstration and testing.</w:t>
+        <w:t>The project will respect UIRI institutional procedures and confidentiality. R</w:t>
+      </w:r>
+      <w:r>
+        <w:rPr>
+          <w:color w:val="000000"/>
+        </w:rPr>
+        <w:t>eal inventory data, staff data and supplier information will only be used with permission from authorized personnel. Where real data is sensitive or unavailable, dummy records will be used for demonstration and testing.</w:t>
       </w:r>
     </w:p>
     <w:p>
@@ -5816,7 +6198,13 @@
         <w:rPr>
           <w:color w:val="000000"/>
         </w:rPr>
-        <w:t>User passwords will not be stored in plain text. User actions affecting important records will be logged. The system will be designed to avoid exposing internal records to unauthorized users or external systems.</w:t>
+        <w:t>User passwords will not be stored in</w:t>
+      </w:r>
+      <w:r>
+        <w:rPr>
+          <w:color w:val="000000"/>
+        </w:rPr>
+        <w:t xml:space="preserve"> plain text. User actions affecting important records will be logged. The system will be designed to avoid exposing internal records to unauthorized users or external systems.</w:t>
       </w:r>
     </w:p>
     <w:p>
@@ -5841,7 +6229,13 @@
         <w:rPr>
           <w:color w:val="000000"/>
         </w:rPr>
-        <w:t>The project may be limited by the internship timeframe, availability of complete historical inventory records and access to users for validation. Some manual inventory records may also require cleaning before they can be entered into the system.</w:t>
+        <w:t>The project may be limited by the internship timeframe,</w:t>
+      </w:r>
+      <w:r>
+        <w:rPr>
+          <w:color w:val="000000"/>
+        </w:rPr>
+        <w:t xml:space="preserve"> availability of complete historical inventory records and access to users for validation. Some manual inventory records may also require cleaning before they can be entered into the system.</w:t>
       </w:r>
     </w:p>
     <w:p>
@@ -5853,7 +6247,13 @@
         <w:rPr>
           <w:color w:val="000000"/>
         </w:rPr>
-        <w:t>The initial version will focus on the core database and web application functions. Advanced automation such as barcode scanning, RFID and IoT based equipment monitoring will be left as future enhancements.</w:t>
+        <w:t>The initial version will focus on the core database and web appli</w:t>
+      </w:r>
+      <w:r>
+        <w:rPr>
+          <w:color w:val="000000"/>
+        </w:rPr>
+        <w:t>cation functions. Advanced automation such as barcode scanning, RFID and IoT based equipment monitoring will be left as future enhancements.</w:t>
       </w:r>
     </w:p>
     <w:p>
@@ -6000,7 +6400,15 @@
                 <w:sz w:val="22"/>
                 <w:szCs w:val="28"/>
               </w:rPr>
-              <w:t>Defines the problem, objectives, scope, methodology and justification for the project</w:t>
+              <w:t xml:space="preserve">Defines the problem, objectives, scope, </w:t>
+            </w:r>
+            <w:r>
+              <w:rPr>
+                <w:color w:val="000000"/>
+                <w:sz w:val="22"/>
+                <w:szCs w:val="28"/>
+              </w:rPr>
+              <w:t>methodology and justification for the project</w:t>
             </w:r>
           </w:p>
         </w:tc>
@@ -6132,7 +6540,15 @@
                 <w:sz w:val="22"/>
                 <w:szCs w:val="28"/>
               </w:rPr>
-              <w:t>Provides ER diagrams, data dictionary, keys, relationships and normalization evidence</w:t>
+              <w:t xml:space="preserve">Provides ER diagrams, data dictionary, keys, relationships and </w:t>
+            </w:r>
+            <w:r>
+              <w:rPr>
+                <w:color w:val="000000"/>
+                <w:sz w:val="22"/>
+                <w:szCs w:val="28"/>
+              </w:rPr>
+              <w:t>normalization evidence</w:t>
             </w:r>
           </w:p>
         </w:tc>
@@ -6322,7 +6738,15 @@
                 <w:sz w:val="22"/>
                 <w:szCs w:val="28"/>
               </w:rPr>
-              <w:t>Demonstrates authentication, inventory management, stock transactions, suppliers and reports</w:t>
+              <w:t xml:space="preserve">Demonstrates authentication, inventory </w:t>
+            </w:r>
+            <w:r>
+              <w:rPr>
+                <w:color w:val="000000"/>
+                <w:sz w:val="22"/>
+                <w:szCs w:val="28"/>
+              </w:rPr>
+              <w:t>management, stock transactions, suppliers and reports</w:t>
             </w:r>
           </w:p>
         </w:tc>
@@ -6456,7 +6880,13 @@
         <w:rPr>
           <w:rFonts w:ascii="Times New Roman" w:eastAsia="Times New Roman" w:hAnsi="Times New Roman"/>
         </w:rPr>
-        <w:t>14.0 Proposed Work Plan</w:t>
+        <w:t xml:space="preserve">14.0 </w:t>
+      </w:r>
+      <w:r>
+        <w:rPr>
+          <w:rFonts w:ascii="Times New Roman" w:eastAsia="Times New Roman" w:hAnsi="Times New Roman"/>
+        </w:rPr>
+        <w:t>Proposed Work Plan</w:t>
       </w:r>
       <w:bookmarkEnd w:id="34"/>
     </w:p>
@@ -6465,7 +6895,10 @@
         <w:jc w:val="both"/>
       </w:pPr>
       <w:r>
-        <w:t>The proposed work plan below reflects the six-week schedule for the UIRI Inventory Management System database project. The project started two weeks before this proposal update, with the first two weeks covering initiation, requirements gathering and SRS preparation. The remaining period covers database design, MySQL implementation, module testing, documentation and final presentation in Week 6.</w:t>
+        <w:t xml:space="preserve">The proposed work plan below reflects the six-week schedule for the UIRI Inventory Management System database project. The project started two weeks before this proposal update, with the first two weeks covering initiation, requirements </w:t>
+      </w:r>
+      <w:r>
+        <w:t>gathering and SRS preparation. The remaining period covers database design, MySQL implementation, module testing, documentation and final presentation in Week 6.</w:t>
       </w:r>
     </w:p>
     <w:p>
@@ -6638,7 +7071,15 @@
                 <w:sz w:val="22"/>
                 <w:szCs w:val="28"/>
               </w:rPr>
-              <w:t>Estimated Cost (UGX)</w:t>
+              <w:t xml:space="preserve">Estimated </w:t>
+            </w:r>
+            <w:r>
+              <w:rPr>
+                <w:color w:val="000000"/>
+                <w:sz w:val="22"/>
+                <w:szCs w:val="28"/>
+              </w:rPr>
+              <w:t>Cost (UGX)</w:t>
             </w:r>
           </w:p>
         </w:tc>
@@ -7152,7 +7593,13 @@
         <w:rPr>
           <w:color w:val="000000"/>
         </w:rPr>
-        <w:t>This proposal has presented the need, scope, objectives, methodology and expected deliverables for a web based Inventory Management System for Uganda Industrial Research Institute. The proposed system responds to the practical need for better inventory visibility, stock movement tracking, asset accountability and management reporting across UIRI operations.</w:t>
+        <w:t xml:space="preserve">This proposal has presented the need, scope, objectives, methodology and expected deliverables for a web based Inventory Management System for Uganda Industrial Research Institute. The proposed system responds to the </w:t>
+      </w:r>
+      <w:r>
+        <w:rPr>
+          <w:color w:val="000000"/>
+        </w:rPr>
+        <w:t>practical need for better inventory visibility, stock movement tracking, asset accountability and management reporting across UIRI operations.</w:t>
       </w:r>
     </w:p>
     <w:p>
@@ -7164,7 +7611,19 @@
         <w:rPr>
           <w:color w:val="000000"/>
         </w:rPr>
-        <w:t>The next stage will convert this proposal into a detailed Software Requirements Specification, followed by data dictionary preparation, conceptual and logical ERD design, normalization, UML diagrams, implementation, testing, user documentation and final demonstration. The SRS will follow a structured requirements format consistent with IEEE software requirements documentation guidance [6].</w:t>
+        <w:t>The next stage will convert this proposal into a detailed Software Requirements Specification, followed by data d</w:t>
+      </w:r>
+      <w:r>
+        <w:rPr>
+          <w:color w:val="000000"/>
+        </w:rPr>
+        <w:t>ictionary preparation, conceptual and logical ERD design, normalization, UML diagrams, implementation, testing, user documentation and final demonstration. The SRS will follow a structured requirements format consistent with IEEE software requirements docu</w:t>
+      </w:r>
+      <w:r>
+        <w:rPr>
+          <w:color w:val="000000"/>
+        </w:rPr>
+        <w:t>mentation guidance [6].</w:t>
       </w:r>
     </w:p>
     <w:p>
@@ -7186,7 +7645,10 @@
         <w:jc w:val="both"/>
       </w:pPr>
       <w:r>
-        <w:t>[1] ICT Team, UIRI Namanve, "Internship Project Question: Design and Development of an Inventory Management System for Uganda Industrial Research Institute (UIRI)," Uganda Industrial Research Institute, Namanve, Uganda, Project Brief, 2026.</w:t>
+        <w:t>[1] ICT Team, UIRI Namanve, "Internship Project Question: Design and Development of an Inventory Management System for Uganda Industrial Research Institute (UIRI)," Uganda Industrial Research Institute, Namanve, Ugan</w:t>
+      </w:r>
+      <w:r>
+        <w:t>da, Project Brief, 2026.</w:t>
       </w:r>
     </w:p>
     <w:p>
@@ -7204,7 +7666,10 @@
         <w:jc w:val="both"/>
       </w:pPr>
       <w:r>
-        <w:t>[3] Ministry of Trade, Industry and Cooperatives, "Uganda Industrial Research Institute," Government of Uganda. Accessed: Jun. 28, 2026. [Online]. Available: https://www.mtic.go.ug/uganda-industrial-research-institute/</w:t>
+        <w:t>[3] Ministry of Trade, Industry and Cooperatives, "Uga</w:t>
+      </w:r>
+      <w:r>
+        <w:t>nda Industrial Research Institute," Government of Uganda. Accessed: Jun. 28, 2026. [Online]. Available: https://www.mtic.go.ug/uganda-industrial-research-institute/</w:t>
       </w:r>
     </w:p>
     <w:p>
@@ -7213,7 +7678,10 @@
         <w:jc w:val="both"/>
       </w:pPr>
       <w:r>
-        <w:t>[4] Uganda Industrial Research Institute, "MMISDC-Namanve Campus," UIRI Official Website. Accessed: Jun. 28, 2026. [Online]. Available: https://uiri.go.ug/mmisdc-namanve/</w:t>
+        <w:t>[4] Uganda Industrial Research Institute, "MMISDC-Namanve Campus," UIRI Official Website. A</w:t>
+      </w:r>
+      <w:r>
+        <w:t>ccessed: Jun. 28, 2026. [Online]. Available: https://uiri.go.ug/mmisdc-namanve/</w:t>
       </w:r>
     </w:p>
     <w:p>
@@ -7231,7 +7699,10 @@
         <w:jc w:val="both"/>
       </w:pPr>
       <w:r>
-        <w:t>[6] IEEE Computer Society, "IEEE Recommended Practice for Software Requirements Specifications," IEEE Std 830-1998, 1998.</w:t>
+        <w:t xml:space="preserve">[6] IEEE </w:t>
+      </w:r>
+      <w:r>
+        <w:t>Computer Society, "IEEE Recommended Practice for Software Requirements Specifications," IEEE Std 830-1998, 1998.</w:t>
       </w:r>
     </w:p>
     <w:sectPr>
@@ -7285,7 +7756,14 @@
         <w:color w:val="B7C9D6"/>
         <w:sz w:val="18"/>
       </w:rPr>
-      <w:t>© Uganda Industrial Research Institute - System Proposal | Confidential</w:t>
+      <w:t xml:space="preserve">© Uganda Industrial Research Institute - </w:t>
+    </w:r>
+    <w:r>
+      <w:rPr>
+        <w:color w:val="B7C9D6"/>
+        <w:sz w:val="18"/>
+      </w:rPr>
+      <w:t>System Proposal | Confidential</w:t>
     </w:r>
     <w:r>
       <w:tab/>
@@ -7375,13 +7853,6 @@
     <w:r>
       <w:tab/>
     </w:r>
-    <w:r>
-      <w:rPr>
-        <w:color w:val="B7C9D6"/>
-        <w:sz w:val="18"/>
-      </w:rPr>
-      <w:t>Keith Paul Kato | 24/U/26593/EVE</w:t>
-    </w:r>
   </w:p>
 </w:hdr>
 </file>
@@ -7402,16 +7873,6 @@
         <w:sz w:val="18"/>
       </w:rPr>
       <w:t>UIRI Inventory Management System Proposal</w:t>
-    </w:r>
-    <w:r>
-      <w:tab/>
-    </w:r>
-    <w:r>
-      <w:rPr>
-        <w:color w:val="B7C9D6"/>
-        <w:sz w:val="18"/>
-      </w:rPr>
-      <w:t>Keith Paul Kato | 24/U/26593/EVE</w:t>
     </w:r>
   </w:p>
 </w:hdr>
